--- a/Template/Procurement/4.รายงานผล TOR.docx
+++ b/Template/Procurement/4.รายงานผล TOR.docx
@@ -576,13 +576,13 @@
       </w:r>
       <w:r>
         <w:rPr>
-          <w:rFonts w:ascii="TH SarabunIT๙" w:hAnsi="TH SarabunIT๙" w:cs="TH SarabunIT๙"/>
+          <w:rFonts w:ascii="TH SarabunIT๙" w:hAnsi="TH SarabunIT๙" w:cs="TH SarabunIT๙" w:hint="cs"/>
           <w:color w:val="000000" w:themeColor="text1"/>
           <w:sz w:val="32"/>
           <w:szCs w:val="32"/>
           <w:cs/>
         </w:rPr>
-        <w:t>/256</w:t>
+        <w:t xml:space="preserve"> </w:t>
       </w:r>
       <w:r>
         <w:rPr>
@@ -590,18 +590,9 @@
           <w:color w:val="000000" w:themeColor="text1"/>
           <w:sz w:val="32"/>
           <w:szCs w:val="32"/>
-        </w:rPr>
-        <w:t>9</w:t>
-      </w:r>
-      <w:r>
-        <w:rPr>
-          <w:rFonts w:ascii="TH SarabunIT๙" w:hAnsi="TH SarabunIT๙" w:cs="TH SarabunIT๙"/>
-          <w:color w:val="000000" w:themeColor="text1"/>
-          <w:sz w:val="32"/>
-          <w:szCs w:val="32"/>
-          <w:cs/>
-        </w:rPr>
-        <w:t xml:space="preserve"> ลงวันที่</w:t>
+          <w:cs/>
+        </w:rPr>
+        <w:t>ลงวันที่</w:t>
       </w:r>
       <w:r>
         <w:rPr>

--- a/Template/Procurement/4.รายงานผล TOR.docx
+++ b/Template/Procurement/4.รายงานผล TOR.docx
@@ -563,8 +563,20 @@
           <w:szCs w:val="32"/>
           <w:cs/>
         </w:rPr>
-        <w:t>คำสั่งสเปค</w:t>
-      </w:r>
+        <w:t>คำสั่ง</w:t>
+      </w:r>
+      <w:proofErr w:type="spellStart"/>
+      <w:r>
+        <w:rPr>
+          <w:rFonts w:ascii="TH SarabunIT๙" w:hAnsi="TH SarabunIT๙" w:cs="TH SarabunIT๙" w:hint="cs"/>
+          <w:color w:val="000000" w:themeColor="text1"/>
+          <w:sz w:val="32"/>
+          <w:szCs w:val="32"/>
+          <w:cs/>
+        </w:rPr>
+        <w:t>สเปค</w:t>
+      </w:r>
+      <w:proofErr w:type="spellEnd"/>
       <w:r>
         <w:rPr>
           <w:rFonts w:ascii="TH SarabunIT๙" w:hAnsi="TH SarabunIT๙" w:cs="TH SarabunIT๙"/>
@@ -1119,8 +1131,19 @@
                                 <w:szCs w:val="32"/>
                                 <w:cs/>
                               </w:rPr>
-                              <w:t>คำนำหน้าสเปค</w:t>
-                            </w:r>
+                              <w:t>คำนำหน้า</w:t>
+                            </w:r>
+                            <w:proofErr w:type="spellStart"/>
+                            <w:r>
+                              <w:rPr>
+                                <w:rFonts w:ascii="TH SarabunIT๙" w:eastAsia="Times New Roman" w:hAnsi="TH SarabunIT๙" w:cs="TH SarabunIT๙" w:hint="cs"/>
+                                <w:sz w:val="32"/>
+                                <w:szCs w:val="32"/>
+                                <w:cs/>
+                              </w:rPr>
+                              <w:t>สเปค</w:t>
+                            </w:r>
+                            <w:proofErr w:type="spellEnd"/>
                             <w:r>
                               <w:rPr>
                                 <w:rFonts w:ascii="TH SarabunIT๙" w:eastAsia="Times New Roman" w:hAnsi="TH SarabunIT๙" w:cs="TH SarabunIT๙"/>
@@ -1136,8 +1159,19 @@
                                 <w:szCs w:val="32"/>
                                 <w:cs/>
                               </w:rPr>
-                              <w:t>ชื่อสเปค</w:t>
-                            </w:r>
+                              <w:t>ชื่อ</w:t>
+                            </w:r>
+                            <w:proofErr w:type="spellStart"/>
+                            <w:r>
+                              <w:rPr>
+                                <w:rFonts w:ascii="TH SarabunIT๙" w:eastAsia="Times New Roman" w:hAnsi="TH SarabunIT๙" w:cs="TH SarabunIT๙" w:hint="cs"/>
+                                <w:sz w:val="32"/>
+                                <w:szCs w:val="32"/>
+                                <w:cs/>
+                              </w:rPr>
+                              <w:t>สเปค</w:t>
+                            </w:r>
+                            <w:proofErr w:type="spellEnd"/>
                             <w:r>
                               <w:rPr>
                                 <w:rFonts w:ascii="TH SarabunIT๙" w:eastAsia="Times New Roman" w:hAnsi="TH SarabunIT๙" w:cs="TH SarabunIT๙"/>
@@ -1170,8 +1204,19 @@
                                 <w:szCs w:val="32"/>
                                 <w:cs/>
                               </w:rPr>
-                              <w:t>นามสกุลสเปค</w:t>
-                            </w:r>
+                              <w:t>นามสกุล</w:t>
+                            </w:r>
+                            <w:proofErr w:type="spellStart"/>
+                            <w:r>
+                              <w:rPr>
+                                <w:rFonts w:ascii="TH SarabunIT๙" w:eastAsia="Times New Roman" w:hAnsi="TH SarabunIT๙" w:cs="TH SarabunIT๙" w:hint="cs"/>
+                                <w:sz w:val="32"/>
+                                <w:szCs w:val="32"/>
+                                <w:cs/>
+                              </w:rPr>
+                              <w:t>สเปค</w:t>
+                            </w:r>
+                            <w:proofErr w:type="spellEnd"/>
                             <w:r>
                               <w:rPr>
                                 <w:rFonts w:ascii="TH SarabunIT๙" w:eastAsia="Times New Roman" w:hAnsi="TH SarabunIT๙" w:cs="TH SarabunIT๙"/>
@@ -1263,8 +1308,19 @@
                                 <w:szCs w:val="32"/>
                                 <w:cs/>
                               </w:rPr>
-                              <w:t>คำนำหน้าสเปค</w:t>
-                            </w:r>
+                              <w:t>คำนำหน้า</w:t>
+                            </w:r>
+                            <w:proofErr w:type="spellStart"/>
+                            <w:r>
+                              <w:rPr>
+                                <w:rFonts w:ascii="TH SarabunIT๙" w:eastAsia="Times New Roman" w:hAnsi="TH SarabunIT๙" w:cs="TH SarabunIT๙" w:hint="cs"/>
+                                <w:sz w:val="32"/>
+                                <w:szCs w:val="32"/>
+                                <w:cs/>
+                              </w:rPr>
+                              <w:t>สเปค</w:t>
+                            </w:r>
+                            <w:proofErr w:type="spellEnd"/>
                             <w:r>
                               <w:rPr>
                                 <w:rFonts w:ascii="TH SarabunIT๙" w:eastAsia="Times New Roman" w:hAnsi="TH SarabunIT๙" w:cs="TH SarabunIT๙"/>
@@ -1280,8 +1336,19 @@
                                 <w:szCs w:val="32"/>
                                 <w:cs/>
                               </w:rPr>
-                              <w:t>ชื่อสเปค</w:t>
-                            </w:r>
+                              <w:t>ชื่อ</w:t>
+                            </w:r>
+                            <w:proofErr w:type="spellStart"/>
+                            <w:r>
+                              <w:rPr>
+                                <w:rFonts w:ascii="TH SarabunIT๙" w:eastAsia="Times New Roman" w:hAnsi="TH SarabunIT๙" w:cs="TH SarabunIT๙" w:hint="cs"/>
+                                <w:sz w:val="32"/>
+                                <w:szCs w:val="32"/>
+                                <w:cs/>
+                              </w:rPr>
+                              <w:t>สเปค</w:t>
+                            </w:r>
+                            <w:proofErr w:type="spellEnd"/>
                             <w:r>
                               <w:rPr>
                                 <w:rFonts w:ascii="TH SarabunIT๙" w:eastAsia="Times New Roman" w:hAnsi="TH SarabunIT๙" w:cs="TH SarabunIT๙"/>
@@ -1314,8 +1381,19 @@
                                 <w:szCs w:val="32"/>
                                 <w:cs/>
                               </w:rPr>
-                              <w:t>นามสกุลสเปค</w:t>
-                            </w:r>
+                              <w:t>นามสกุล</w:t>
+                            </w:r>
+                            <w:proofErr w:type="spellStart"/>
+                            <w:r>
+                              <w:rPr>
+                                <w:rFonts w:ascii="TH SarabunIT๙" w:eastAsia="Times New Roman" w:hAnsi="TH SarabunIT๙" w:cs="TH SarabunIT๙" w:hint="cs"/>
+                                <w:sz w:val="32"/>
+                                <w:szCs w:val="32"/>
+                                <w:cs/>
+                              </w:rPr>
+                              <w:t>สเปค</w:t>
+                            </w:r>
+                            <w:proofErr w:type="spellEnd"/>
                             <w:r>
                               <w:rPr>
                                 <w:rFonts w:ascii="TH SarabunIT๙" w:eastAsia="Times New Roman" w:hAnsi="TH SarabunIT๙" w:cs="TH SarabunIT๙"/>
@@ -1407,8 +1485,19 @@
                                 <w:szCs w:val="32"/>
                                 <w:cs/>
                               </w:rPr>
-                              <w:t>คำนำหน้าสเปค</w:t>
-                            </w:r>
+                              <w:t>คำนำหน้า</w:t>
+                            </w:r>
+                            <w:proofErr w:type="spellStart"/>
+                            <w:r>
+                              <w:rPr>
+                                <w:rFonts w:ascii="TH SarabunIT๙" w:eastAsia="Times New Roman" w:hAnsi="TH SarabunIT๙" w:cs="TH SarabunIT๙" w:hint="cs"/>
+                                <w:sz w:val="32"/>
+                                <w:szCs w:val="32"/>
+                                <w:cs/>
+                              </w:rPr>
+                              <w:t>สเปค</w:t>
+                            </w:r>
+                            <w:proofErr w:type="spellEnd"/>
                             <w:r>
                               <w:rPr>
                                 <w:rFonts w:ascii="TH SarabunIT๙" w:eastAsia="Times New Roman" w:hAnsi="TH SarabunIT๙" w:cs="TH SarabunIT๙"/>
@@ -1424,8 +1513,19 @@
                                 <w:szCs w:val="32"/>
                                 <w:cs/>
                               </w:rPr>
-                              <w:t>ชื่อสเปค</w:t>
-                            </w:r>
+                              <w:t>ชื่อ</w:t>
+                            </w:r>
+                            <w:proofErr w:type="spellStart"/>
+                            <w:r>
+                              <w:rPr>
+                                <w:rFonts w:ascii="TH SarabunIT๙" w:eastAsia="Times New Roman" w:hAnsi="TH SarabunIT๙" w:cs="TH SarabunIT๙" w:hint="cs"/>
+                                <w:sz w:val="32"/>
+                                <w:szCs w:val="32"/>
+                                <w:cs/>
+                              </w:rPr>
+                              <w:t>สเปค</w:t>
+                            </w:r>
+                            <w:proofErr w:type="spellEnd"/>
                             <w:r>
                               <w:rPr>
                                 <w:rFonts w:ascii="TH SarabunIT๙" w:eastAsia="Times New Roman" w:hAnsi="TH SarabunIT๙" w:cs="TH SarabunIT๙"/>
@@ -1458,8 +1558,19 @@
                                 <w:szCs w:val="32"/>
                                 <w:cs/>
                               </w:rPr>
-                              <w:t>นามสกุลสเปค</w:t>
-                            </w:r>
+                              <w:t>นามสกุล</w:t>
+                            </w:r>
+                            <w:proofErr w:type="spellStart"/>
+                            <w:r>
+                              <w:rPr>
+                                <w:rFonts w:ascii="TH SarabunIT๙" w:eastAsia="Times New Roman" w:hAnsi="TH SarabunIT๙" w:cs="TH SarabunIT๙" w:hint="cs"/>
+                                <w:sz w:val="32"/>
+                                <w:szCs w:val="32"/>
+                                <w:cs/>
+                              </w:rPr>
+                              <w:t>สเปค</w:t>
+                            </w:r>
+                            <w:proofErr w:type="spellEnd"/>
                             <w:r>
                               <w:rPr>
                                 <w:rFonts w:ascii="TH SarabunIT๙" w:eastAsia="Times New Roman" w:hAnsi="TH SarabunIT๙" w:cs="TH SarabunIT๙"/>
@@ -2807,16 +2918,16 @@
         <mc:AlternateContent>
           <mc:Choice Requires="wps">
             <w:drawing>
-              <wp:anchor distT="45720" distB="45720" distL="114300" distR="114300" simplePos="0" relativeHeight="251671552" behindDoc="0" locked="0" layoutInCell="1" allowOverlap="1" wp14:anchorId="55A799D3" wp14:editId="597B68F2">
+              <wp:anchor distT="45720" distB="45720" distL="114300" distR="114300" simplePos="0" relativeHeight="251671552" behindDoc="0" locked="0" layoutInCell="1" allowOverlap="1" wp14:anchorId="55A799D3" wp14:editId="5CA36ABA">
                 <wp:simplePos x="0" y="0"/>
                 <wp:positionH relativeFrom="column">
                   <wp:posOffset>2781300</wp:posOffset>
                 </wp:positionH>
                 <wp:positionV relativeFrom="paragraph">
-                  <wp:posOffset>398145</wp:posOffset>
+                  <wp:posOffset>395605</wp:posOffset>
                 </wp:positionV>
-                <wp:extent cx="3426460" cy="2381250"/>
-                <wp:effectExtent l="0" t="0" r="21590" b="19050"/>
+                <wp:extent cx="3426460" cy="2543175"/>
+                <wp:effectExtent l="0" t="0" r="21590" b="28575"/>
                 <wp:wrapSquare wrapText="bothSides"/>
                 <wp:docPr id="1960243172" name="Text Box 2"/>
                 <wp:cNvGraphicFramePr>
@@ -2831,7 +2942,7 @@
                       <wps:spPr bwMode="auto">
                         <a:xfrm>
                           <a:off x="0" y="0"/>
-                          <a:ext cx="3426460" cy="2381250"/>
+                          <a:ext cx="3426460" cy="2543175"/>
                         </a:xfrm>
                         <a:prstGeom prst="rect">
                           <a:avLst/>
@@ -3049,17 +3160,9 @@
                                 <w:szCs w:val="32"/>
                                 <w:cs/>
                               </w:rPr>
-                              <w:t>คำนำหน้าผอ</w:t>
-                            </w:r>
-                            <w:r>
-                              <w:rPr>
-                                <w:rFonts w:ascii="TH SarabunIT๙" w:hAnsi="TH SarabunIT๙" w:cs="TH SarabunIT๙"/>
-                                <w:spacing w:val="-10"/>
-                                <w:sz w:val="32"/>
-                                <w:szCs w:val="32"/>
-                              </w:rPr>
-                              <w:t>}{</w:t>
-                            </w:r>
+                              <w:t>คำนำหน้า</w:t>
+                            </w:r>
+                            <w:proofErr w:type="spellStart"/>
                             <w:r>
                               <w:rPr>
                                 <w:rFonts w:ascii="TH SarabunIT๙" w:hAnsi="TH SarabunIT๙" w:cs="TH SarabunIT๙" w:hint="cs"/>
@@ -3068,8 +3171,9 @@
                                 <w:szCs w:val="32"/>
                                 <w:cs/>
                               </w:rPr>
-                              <w:t>ชื่อผอ</w:t>
-                            </w:r>
+                              <w:t>ผอ</w:t>
+                            </w:r>
+                            <w:proofErr w:type="spellEnd"/>
                             <w:r>
                               <w:rPr>
                                 <w:rFonts w:ascii="TH SarabunIT๙" w:hAnsi="TH SarabunIT๙" w:cs="TH SarabunIT๙"/>
@@ -3077,7 +3181,7 @@
                                 <w:sz w:val="32"/>
                                 <w:szCs w:val="32"/>
                               </w:rPr>
-                              <w:t>}</w:t>
+                              <w:t>}{</w:t>
                             </w:r>
                             <w:r>
                               <w:rPr>
@@ -3087,17 +3191,9 @@
                                 <w:szCs w:val="32"/>
                                 <w:cs/>
                               </w:rPr>
-                              <w:t xml:space="preserve"> </w:t>
-                            </w:r>
-                            <w:r>
-                              <w:rPr>
-                                <w:rFonts w:ascii="TH SarabunIT๙" w:hAnsi="TH SarabunIT๙" w:cs="TH SarabunIT๙"/>
-                                <w:spacing w:val="-10"/>
-                                <w:sz w:val="32"/>
-                                <w:szCs w:val="32"/>
-                              </w:rPr>
-                              <w:t>{</w:t>
-                            </w:r>
+                              <w:t>ชื่อ</w:t>
+                            </w:r>
+                            <w:proofErr w:type="spellStart"/>
                             <w:r>
                               <w:rPr>
                                 <w:rFonts w:ascii="TH SarabunIT๙" w:hAnsi="TH SarabunIT๙" w:cs="TH SarabunIT๙" w:hint="cs"/>
@@ -3106,8 +3202,59 @@
                                 <w:szCs w:val="32"/>
                                 <w:cs/>
                               </w:rPr>
-                              <w:t>นามสกุลผอ</w:t>
-                            </w:r>
+                              <w:t>ผอ</w:t>
+                            </w:r>
+                            <w:proofErr w:type="spellEnd"/>
+                            <w:r>
+                              <w:rPr>
+                                <w:rFonts w:ascii="TH SarabunIT๙" w:hAnsi="TH SarabunIT๙" w:cs="TH SarabunIT๙"/>
+                                <w:spacing w:val="-10"/>
+                                <w:sz w:val="32"/>
+                                <w:szCs w:val="32"/>
+                              </w:rPr>
+                              <w:t>}</w:t>
+                            </w:r>
+                            <w:r>
+                              <w:rPr>
+                                <w:rFonts w:ascii="TH SarabunIT๙" w:hAnsi="TH SarabunIT๙" w:cs="TH SarabunIT๙" w:hint="cs"/>
+                                <w:spacing w:val="-10"/>
+                                <w:sz w:val="32"/>
+                                <w:szCs w:val="32"/>
+                                <w:cs/>
+                              </w:rPr>
+                              <w:t xml:space="preserve"> </w:t>
+                            </w:r>
+                            <w:r>
+                              <w:rPr>
+                                <w:rFonts w:ascii="TH SarabunIT๙" w:hAnsi="TH SarabunIT๙" w:cs="TH SarabunIT๙"/>
+                                <w:spacing w:val="-10"/>
+                                <w:sz w:val="32"/>
+                                <w:szCs w:val="32"/>
+                              </w:rPr>
+                              <w:t>{</w:t>
+                            </w:r>
+                            <w:r>
+                              <w:rPr>
+                                <w:rFonts w:ascii="TH SarabunIT๙" w:hAnsi="TH SarabunIT๙" w:cs="TH SarabunIT๙" w:hint="cs"/>
+                                <w:spacing w:val="-10"/>
+                                <w:sz w:val="32"/>
+                                <w:szCs w:val="32"/>
+                                <w:cs/>
+                              </w:rPr>
+                              <w:t>นามสกุล</w:t>
+                            </w:r>
+                            <w:proofErr w:type="spellStart"/>
+                            <w:r>
+                              <w:rPr>
+                                <w:rFonts w:ascii="TH SarabunIT๙" w:hAnsi="TH SarabunIT๙" w:cs="TH SarabunIT๙" w:hint="cs"/>
+                                <w:spacing w:val="-10"/>
+                                <w:sz w:val="32"/>
+                                <w:szCs w:val="32"/>
+                                <w:cs/>
+                              </w:rPr>
+                              <w:t>ผอ</w:t>
+                            </w:r>
+                            <w:proofErr w:type="spellEnd"/>
                             <w:r>
                               <w:rPr>
                                 <w:rFonts w:ascii="TH SarabunIT๙" w:hAnsi="TH SarabunIT๙" w:cs="TH SarabunIT๙"/>
@@ -3207,7 +3354,11 @@
           </mc:Choice>
           <mc:Fallback>
             <w:pict>
-              <v:shape w14:anchorId="55A799D3" id="_x0000_s1028" type="#_x0000_t202" style="position:absolute;left:0;text-align:left;margin-left:219pt;margin-top:31.35pt;width:269.8pt;height:187.5pt;z-index:251671552;visibility:visible;mso-wrap-style:square;mso-width-percent:0;mso-height-percent:0;mso-wrap-distance-left:9pt;mso-wrap-distance-top:3.6pt;mso-wrap-distance-right:9pt;mso-wrap-distance-bottom:3.6pt;mso-position-horizontal:absolute;mso-position-horizontal-relative:text;mso-position-vertical:absolute;mso-position-vertical-relative:text;mso-width-percent:0;mso-height-percent:0;mso-width-relative:margin;mso-height-relative:margin;v-text-anchor:top" o:gfxdata="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">
+              <v:shapetype w14:anchorId="55A799D3" id="_x0000_t202" coordsize="21600,21600" o:spt="202" path="m,l,21600r21600,l21600,xe">
+                <v:stroke joinstyle="miter"/>
+                <v:path gradientshapeok="t" o:connecttype="rect"/>
+              </v:shapetype>
+              <v:shape id="_x0000_s1028" type="#_x0000_t202" style="position:absolute;left:0;text-align:left;margin-left:219pt;margin-top:31.15pt;width:269.8pt;height:200.25pt;z-index:251671552;visibility:visible;mso-wrap-style:square;mso-width-percent:0;mso-height-percent:0;mso-wrap-distance-left:9pt;mso-wrap-distance-top:3.6pt;mso-wrap-distance-right:9pt;mso-wrap-distance-bottom:3.6pt;mso-position-horizontal:absolute;mso-position-horizontal-relative:text;mso-position-vertical:absolute;mso-position-vertical-relative:text;mso-width-percent:0;mso-height-percent:0;mso-width-relative:margin;mso-height-relative:margin;v-text-anchor:top" o:gfxdata="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">
                 <v:textbox>
                   <w:txbxContent>
                     <w:p>
@@ -3235,7 +3386,7 @@
                       <w:pPr>
                         <w:spacing w:after="0"/>
                         <w:rPr>
-                          <w:rFonts w:ascii="TH SarabunIT๙" w:hAnsi="TH SarabunIT๙" w:cs="TH SarabunIT๙" w:hint="cs"/>
+                          <w:rFonts w:ascii="TH SarabunIT๙" w:hAnsi="TH SarabunIT๙" w:cs="TH SarabunIT๙"/>
                           <w:spacing w:val="-10"/>
                           <w:sz w:val="32"/>
                           <w:szCs w:val="32"/>
@@ -3317,7 +3468,7 @@
                       <w:pPr>
                         <w:spacing w:after="0"/>
                         <w:rPr>
-                          <w:rFonts w:ascii="TH SarabunIT๙" w:hAnsi="TH SarabunIT๙" w:cs="TH SarabunIT๙" w:hint="cs"/>
+                          <w:rFonts w:ascii="TH SarabunIT๙" w:hAnsi="TH SarabunIT๙" w:cs="TH SarabunIT๙"/>
                           <w:spacing w:val="-10"/>
                           <w:sz w:val="32"/>
                           <w:szCs w:val="32"/>
